--- a/THE_NEW_MISSION_시놉시스_v5.docx
+++ b/THE_NEW_MISSION_시놉시스_v5.docx
@@ -335,7 +335,7 @@
           <w:sz w:val="21"/>
           <w:szCs w:val="21"/>
         </w:rPr>
-        <w:t xml:space="preserve"> 「월-E」의 몸으로 「러브레터」의 마음을 쓴다. 말 없는 기계 하나가 끌고 가는 20분, 그리고 답이 올 리 없는 곳으로 보내는 안부.</w:t>
+        <w:t xml:space="preserve"> 「러브레터」의 마음을 「인터스텔라」의 시곗바늘로 보낸다. 답이 올 리 없는 곳으로 보내는 안부와, 내용 없는 박자 하나로 건너가는 신호. 다만 받는 이는 인류가 아니라 1호를 끄지 못한 한 사람이고, 답장은 공개 라디오의 신청곡으로 온다.</w:t>
       </w:r>
     </w:p>
     <w:p>
